--- a/assets/mosey-and-wobble-meet.docx
+++ b/assets/mosey-and-wobble-meet.docx
@@ -11,12 +11,52 @@
     <w:p>
       <w:pPr>
         <w:pStyle w:val="Title"/>
-      </w:pPr>
-      <w:r>
-        <w:t xml:space="preserve">Mosey </w:t>
-      </w:r>
-      <w:r>
+        <w:rPr>
+          <w:i/>
+          <w:iCs/>
+        </w:rPr>
+      </w:pPr>
+      <w:r>
+        <w:rPr>
+          <w:i/>
+          <w:iCs/>
+        </w:rPr>
+        <w:t>Mosey</w:t>
+      </w:r>
+      <w:r>
+        <w:rPr>
+          <w:i/>
+          <w:iCs/>
+        </w:rPr>
+        <w:t>™</w:t>
+      </w:r>
+      <w:r>
+        <w:rPr>
+          <w:i/>
+          <w:iCs/>
+        </w:rPr>
+        <w:t xml:space="preserve"> </w:t>
+      </w:r>
+      <w:r>
+        <w:rPr>
+          <w:i/>
+          <w:iCs/>
+        </w:rPr>
         <w:t>and Wobble</w:t>
+      </w:r>
+      <w:r>
+        <w:rPr>
+          <w:i/>
+          <w:iCs/>
+        </w:rPr>
+        <w:t>™</w:t>
+      </w:r>
+      <w:r>
+        <w:rPr>
+          <w:i/>
+          <w:iCs/>
+        </w:rPr>
+        <w:t xml:space="preserve"> Meet</w:t>
       </w:r>
     </w:p>
     <w:p>
@@ -57,7 +97,7 @@
                     </pic:cNvPicPr>
                   </pic:nvPicPr>
                   <pic:blipFill>
-                    <a:blip r:embed="rId5">
+                    <a:blip r:embed="rId7">
                       <a:extLst>
                         <a:ext uri="{28A0092B-C50C-407E-A947-70E740481C1C}">
                           <a14:useLocalDpi xmlns:a14="http://schemas.microsoft.com/office/drawing/2010/main" val="0"/>
@@ -579,7 +619,16 @@
     <w:p/>
     <w:p/>
     <w:p/>
-    <w:p/>
+    <w:p>
+      <w:pPr>
+        <w:tabs>
+          <w:tab w:val="left" w:pos="2976"/>
+        </w:tabs>
+      </w:pPr>
+      <w:r>
+        <w:tab/>
+      </w:r>
+    </w:p>
     <w:p>
       <w:pPr>
         <w:rPr>
@@ -4707,7 +4756,7 @@
       <w:r>
         <w:t> (</w:t>
       </w:r>
-      <w:hyperlink r:id="rId6" w:tgtFrame="_blank" w:history="1">
+      <w:hyperlink r:id="rId8" w:tgtFrame="_blank" w:history="1">
         <w:r>
           <w:rPr>
             <w:rStyle w:val="Hyperlink"/>
@@ -4732,7 +4781,7 @@
           <w:numId w:val="11"/>
         </w:numPr>
       </w:pPr>
-      <w:hyperlink r:id="rId7" w:tgtFrame="_blank" w:history="1">
+      <w:hyperlink r:id="rId9" w:tgtFrame="_blank" w:history="1">
         <w:r>
           <w:rPr>
             <w:rStyle w:val="Hyperlink"/>
@@ -4865,39 +4914,303 @@
       </w:r>
     </w:p>
     <w:p>
+      <w:pPr>
+        <w:rPr>
+          <w:rFonts w:ascii="Patrick Hand" w:eastAsiaTheme="majorEastAsia" w:hAnsi="Patrick Hand" w:cstheme="majorBidi"/>
+          <w:color w:val="0F4761" w:themeColor="accent1" w:themeShade="BF"/>
+          <w:sz w:val="56"/>
+          <w:szCs w:val="40"/>
+        </w:rPr>
+      </w:pPr>
       <w:r>
         <w:t>What's yours?</w:t>
       </w:r>
-    </w:p>
-    <w:p/>
-    <w:p/>
-    <w:p/>
-    <w:p/>
-    <w:p/>
-    <w:p/>
-    <w:p>
-      <w:pPr>
-        <w:rPr>
-          <w:sz w:val="20"/>
-          <w:szCs w:val="20"/>
-        </w:rPr>
-      </w:pPr>
-      <w:r>
-        <w:rPr>
-          <w:sz w:val="20"/>
-          <w:szCs w:val="20"/>
-        </w:rPr>
-        <w:t>Copyright © Immersive Fusion LLC</w:t>
+      <w:r>
+        <w:br w:type="page"/>
+      </w:r>
+    </w:p>
+    <w:p>
+      <w:pPr>
+        <w:rPr>
+          <w:rFonts w:ascii="Patrick Hand" w:eastAsiaTheme="majorEastAsia" w:hAnsi="Patrick Hand" w:cstheme="majorBidi"/>
+          <w:color w:val="0F4761" w:themeColor="accent1" w:themeShade="BF"/>
+          <w:sz w:val="56"/>
+          <w:szCs w:val="40"/>
+        </w:rPr>
+      </w:pPr>
+      <w:r>
+        <w:rPr>
+          <w:rFonts w:ascii="Patrick Hand" w:eastAsiaTheme="majorEastAsia" w:hAnsi="Patrick Hand" w:cstheme="majorBidi"/>
+          <w:color w:val="0F4761" w:themeColor="accent1" w:themeShade="BF"/>
+          <w:sz w:val="56"/>
+          <w:szCs w:val="40"/>
+        </w:rPr>
+        <w:lastRenderedPageBreak/>
+        <w:t>Credits and acknowledgments</w:t>
+      </w:r>
+    </w:p>
+    <w:p>
+      <w:pPr>
+        <w:rPr>
+          <w:szCs w:val="28"/>
+        </w:rPr>
+      </w:pPr>
+      <w:r>
+        <w:rPr>
+          <w:i/>
+          <w:iCs/>
+          <w:szCs w:val="28"/>
+        </w:rPr>
+        <w:t>Mosey and Wobble Meet</w:t>
+      </w:r>
+      <w:r>
+        <w:rPr>
+          <w:szCs w:val="28"/>
+        </w:rPr>
+        <w:t xml:space="preserve"> is published by Immersive Fusion LLC under the Creative Commons Attribution-</w:t>
+      </w:r>
+      <w:proofErr w:type="spellStart"/>
+      <w:r>
+        <w:rPr>
+          <w:szCs w:val="28"/>
+        </w:rPr>
+        <w:t>NonCommercial</w:t>
+      </w:r>
+      <w:proofErr w:type="spellEnd"/>
+      <w:r>
+        <w:rPr>
+          <w:szCs w:val="28"/>
+        </w:rPr>
+        <w:t xml:space="preserve"> 4.0 International license (CC BY-NC 4.0). You may copy, print, translate, and share this work for non-commercial purposes, including in classrooms, with attribution to Immersive Fusion. The full license is at creativecommons.org/licenses/by-</w:t>
+      </w:r>
+      <w:proofErr w:type="spellStart"/>
+      <w:r>
+        <w:rPr>
+          <w:szCs w:val="28"/>
+        </w:rPr>
+        <w:t>nc</w:t>
+      </w:r>
+      <w:proofErr w:type="spellEnd"/>
+      <w:r>
+        <w:rPr>
+          <w:szCs w:val="28"/>
+        </w:rPr>
+        <w:t>/4.0/.</w:t>
+      </w:r>
+    </w:p>
+    <w:p>
+      <w:pPr>
+        <w:rPr>
+          <w:rStyle w:val="Heading2Char"/>
+          <w:sz w:val="28"/>
+          <w:szCs w:val="28"/>
+        </w:rPr>
+      </w:pPr>
+      <w:r>
+        <w:rPr>
+          <w:rStyle w:val="Heading2Char"/>
+          <w:sz w:val="28"/>
+          <w:szCs w:val="28"/>
+        </w:rPr>
+        <w:t>Names and trademarks</w:t>
+      </w:r>
+    </w:p>
+    <w:p>
+      <w:pPr>
+        <w:rPr>
+          <w:szCs w:val="28"/>
+        </w:rPr>
+      </w:pPr>
+      <w:r>
+        <w:rPr>
+          <w:szCs w:val="28"/>
+        </w:rPr>
+        <w:t>Mosey and Wobble are trademarks of Immersive Fusion LLC.</w:t>
+      </w:r>
+    </w:p>
+    <w:p>
+      <w:pPr>
+        <w:rPr>
+          <w:szCs w:val="28"/>
+        </w:rPr>
+      </w:pPr>
+      <w:r>
+        <w:rPr>
+          <w:szCs w:val="28"/>
+        </w:rPr>
+        <w:t>This character started life with a different name: Boop. We changed it to Mosey because "Boop" turned out to be too close to names other people already use. We are telling you that here, on the record, rather than quietly swapping the name and pretending the first one never happened. If you read an earlier version that called him Boop, it was the same little robot.</w:t>
+      </w:r>
+    </w:p>
+    <w:p>
+      <w:pPr>
+        <w:rPr>
+          <w:szCs w:val="28"/>
+        </w:rPr>
+      </w:pPr>
+      <w:r>
+        <w:rPr>
+          <w:rStyle w:val="Heading2Char"/>
+          <w:sz w:val="28"/>
+          <w:szCs w:val="28"/>
+        </w:rPr>
+        <w:t>Acknowledgments</w:t>
+      </w:r>
+    </w:p>
+    <w:p>
+      <w:pPr>
+        <w:rPr>
+          <w:szCs w:val="28"/>
+        </w:rPr>
+      </w:pPr>
+      <w:r>
+        <w:rPr>
+          <w:szCs w:val="28"/>
+        </w:rPr>
+        <w:t xml:space="preserve">This booklet references </w:t>
+      </w:r>
+      <w:r>
+        <w:rPr>
+          <w:i/>
+          <w:iCs/>
+          <w:szCs w:val="28"/>
+        </w:rPr>
+        <w:t>Wreck-It Ralph</w:t>
+      </w:r>
+      <w:r>
+        <w:rPr>
+          <w:szCs w:val="28"/>
+        </w:rPr>
+        <w:t>, the 2012 animated film and its characters Ralph and Felix, as a frame for explaining the relationship between people who build things and people who try to break things on purpose. The reference is used for commentary and educational illustration only.</w:t>
+      </w:r>
+    </w:p>
+    <w:p>
+      <w:pPr>
+        <w:rPr>
+          <w:szCs w:val="28"/>
+        </w:rPr>
+      </w:pPr>
+      <w:r>
+        <w:rPr>
+          <w:b/>
+          <w:bCs/>
+          <w:szCs w:val="28"/>
+        </w:rPr>
+        <w:t>Wreck-It Ralph, Ralph, Fix-It Felix Jr., and related characters are trademarks of The Walt Disney Company.</w:t>
+      </w:r>
+      <w:r>
+        <w:rPr>
+          <w:szCs w:val="28"/>
+        </w:rPr>
+        <w:t xml:space="preserve"> This publication is an independent educational work. It is not affiliated with, sponsored by, endorsed by, or otherwise connected to The Walt Disney Company or its subsidiaries.</w:t>
+      </w:r>
+    </w:p>
+    <w:p>
+      <w:pPr>
+        <w:rPr>
+          <w:rStyle w:val="Heading2Char"/>
+          <w:sz w:val="28"/>
+          <w:szCs w:val="28"/>
+        </w:rPr>
+      </w:pPr>
+      <w:r>
+        <w:rPr>
+          <w:rStyle w:val="Heading2Char"/>
+          <w:sz w:val="28"/>
+          <w:szCs w:val="28"/>
+        </w:rPr>
+        <w:t>A note on the voice</w:t>
+      </w:r>
+    </w:p>
+    <w:p>
+      <w:r>
+        <w:rPr>
+          <w:szCs w:val="28"/>
+        </w:rPr>
+        <w:t>The writing follows three posture references: Fred Rogers (welcoming, calm), Mo Willems (deadpan, brief, character-forward), and Bob Ross (permission to try, gentleness about hard things). None of them are credited as collaborators, because none of them are. They are the posture targets the writing aims at.</w:t>
       </w:r>
     </w:p>
     <w:sectPr>
+      <w:footerReference w:type="default" r:id="rId10"/>
       <w:pgSz w:w="12240" w:h="15840" w:code="1"/>
-      <w:pgMar w:top="720" w:right="720" w:bottom="720" w:left="720" w:header="720" w:footer="720" w:gutter="432"/>
+      <w:pgMar w:top="720" w:right="720" w:bottom="720" w:left="720" w:header="720" w:footer="0" w:gutter="432"/>
       <w:cols w:space="720"/>
-      <w:docGrid w:linePitch="360"/>
+      <w:docGrid w:linePitch="381"/>
     </w:sectPr>
   </w:body>
 </w:document>
+</file>
+
+<file path=word/endnotes.xml><?xml version="1.0" encoding="utf-8"?>
+<w:endnotes xmlns:wpc="http://schemas.microsoft.com/office/word/2010/wordprocessingCanvas" xmlns:cx="http://schemas.microsoft.com/office/drawing/2014/chartex" xmlns:cx1="http://schemas.microsoft.com/office/drawing/2015/9/8/chartex" xmlns:cx2="http://schemas.microsoft.com/office/drawing/2015/10/21/chartex" xmlns:cx3="http://schemas.microsoft.com/office/drawing/2016/5/9/chartex" xmlns:cx4="http://schemas.microsoft.com/office/drawing/2016/5/10/chartex" xmlns:cx5="http://schemas.microsoft.com/office/drawing/2016/5/11/chartex" xmlns:cx6="http://schemas.microsoft.com/office/drawing/2016/5/12/chartex" xmlns:cx7="http://schemas.microsoft.com/office/drawing/2016/5/13/chartex" xmlns:cx8="http://schemas.microsoft.com/office/drawing/2016/5/14/chartex" xmlns:mc="http://schemas.openxmlformats.org/markup-compatibility/2006" xmlns:aink="http://schemas.microsoft.com/office/drawing/2016/ink" xmlns:am3d="http://schemas.microsoft.com/office/drawing/2017/model3d" xmlns:o="urn:schemas-microsoft-com:office:office" xmlns:oel="http://schemas.microsoft.com/office/2019/extlst" xmlns:r="http://schemas.openxmlformats.org/officeDocument/2006/relationships" xmlns:m="http://schemas.openxmlformats.org/officeDocument/2006/math" xmlns:v="urn:schemas-microsoft-com:vml" xmlns:wp14="http://schemas.microsoft.com/office/word/2010/wordprocessingDrawing" xmlns:wp="http://schemas.openxmlformats.org/drawingml/2006/wordprocessingDrawing" xmlns:w10="urn:schemas-microsoft-com:office:word" xmlns:w="http://schemas.openxmlformats.org/wordprocessingml/2006/main" xmlns:w14="http://schemas.microsoft.com/office/word/2010/wordml" xmlns:w15="http://schemas.microsoft.com/office/word/2012/wordml" xmlns:w16cex="http://schemas.microsoft.com/office/word/2018/wordml/cex" xmlns:w16cid="http://schemas.microsoft.com/office/word/2016/wordml/cid" xmlns:w16="http://schemas.microsoft.com/office/word/2018/wordml" xmlns:w16du="http://schemas.microsoft.com/office/word/2023/wordml/word16du" xmlns:w16sdtdh="http://schemas.microsoft.com/office/word/2020/wordml/sdtdatahash" xmlns:w16sdtfl="http://schemas.microsoft.com/office/word/2024/wordml/sdtformatlock" xmlns:w16se="http://schemas.microsoft.com/office/word/2015/wordml/symex" xmlns:wpg="http://schemas.microsoft.com/office/word/2010/wordprocessingGroup" xmlns:wpi="http://schemas.microsoft.com/office/word/2010/wordprocessingInk" xmlns:wne="http://schemas.microsoft.com/office/word/2006/wordml" xmlns:wps="http://schemas.microsoft.com/office/word/2010/wordprocessingShape" mc:Ignorable="w14 w15 w16se w16cid w16 w16cex w16sdtdh w16sdtfl w16du wp14">
+  <w:endnote w:type="separator" w:id="-1">
+    <w:p>
+      <w:pPr>
+        <w:spacing w:after="0" w:line="240" w:lineRule="auto"/>
+      </w:pPr>
+      <w:r>
+        <w:separator/>
+      </w:r>
+    </w:p>
+  </w:endnote>
+  <w:endnote w:type="continuationSeparator" w:id="0">
+    <w:p>
+      <w:pPr>
+        <w:spacing w:after="0" w:line="240" w:lineRule="auto"/>
+      </w:pPr>
+      <w:r>
+        <w:continuationSeparator/>
+      </w:r>
+    </w:p>
+  </w:endnote>
+</w:endnotes>
+</file>
+
+<file path=word/footer1.xml><?xml version="1.0" encoding="utf-8"?>
+<w:ftr xmlns:wpc="http://schemas.microsoft.com/office/word/2010/wordprocessingCanvas" xmlns:cx="http://schemas.microsoft.com/office/drawing/2014/chartex" xmlns:cx1="http://schemas.microsoft.com/office/drawing/2015/9/8/chartex" xmlns:cx2="http://schemas.microsoft.com/office/drawing/2015/10/21/chartex" xmlns:cx3="http://schemas.microsoft.com/office/drawing/2016/5/9/chartex" xmlns:cx4="http://schemas.microsoft.com/office/drawing/2016/5/10/chartex" xmlns:cx5="http://schemas.microsoft.com/office/drawing/2016/5/11/chartex" xmlns:cx6="http://schemas.microsoft.com/office/drawing/2016/5/12/chartex" xmlns:cx7="http://schemas.microsoft.com/office/drawing/2016/5/13/chartex" xmlns:cx8="http://schemas.microsoft.com/office/drawing/2016/5/14/chartex" xmlns:mc="http://schemas.openxmlformats.org/markup-compatibility/2006" xmlns:aink="http://schemas.microsoft.com/office/drawing/2016/ink" xmlns:am3d="http://schemas.microsoft.com/office/drawing/2017/model3d" xmlns:o="urn:schemas-microsoft-com:office:office" xmlns:oel="http://schemas.microsoft.com/office/2019/extlst" xmlns:r="http://schemas.openxmlformats.org/officeDocument/2006/relationships" xmlns:m="http://schemas.openxmlformats.org/officeDocument/2006/math" xmlns:v="urn:schemas-microsoft-com:vml" xmlns:wp14="http://schemas.microsoft.com/office/word/2010/wordprocessingDrawing" xmlns:wp="http://schemas.openxmlformats.org/drawingml/2006/wordprocessingDrawing" xmlns:w10="urn:schemas-microsoft-com:office:word" xmlns:w="http://schemas.openxmlformats.org/wordprocessingml/2006/main" xmlns:w14="http://schemas.microsoft.com/office/word/2010/wordml" xmlns:w15="http://schemas.microsoft.com/office/word/2012/wordml" xmlns:w16cex="http://schemas.microsoft.com/office/word/2018/wordml/cex" xmlns:w16cid="http://schemas.microsoft.com/office/word/2016/wordml/cid" xmlns:w16="http://schemas.microsoft.com/office/word/2018/wordml" xmlns:w16du="http://schemas.microsoft.com/office/word/2023/wordml/word16du" xmlns:w16sdtdh="http://schemas.microsoft.com/office/word/2020/wordml/sdtdatahash" xmlns:w16sdtfl="http://schemas.microsoft.com/office/word/2024/wordml/sdtformatlock" xmlns:w16se="http://schemas.microsoft.com/office/word/2015/wordml/symex" xmlns:wpg="http://schemas.microsoft.com/office/word/2010/wordprocessingGroup" xmlns:wpi="http://schemas.microsoft.com/office/word/2010/wordprocessingInk" xmlns:wne="http://schemas.microsoft.com/office/word/2006/wordml" xmlns:wps="http://schemas.microsoft.com/office/word/2010/wordprocessingShape" mc:Ignorable="w14 w15 w16se w16cid w16 w16cex w16sdtdh w16sdtfl w16du wp14">
+  <w:p>
+    <w:pPr>
+      <w:jc w:val="right"/>
+      <w:rPr>
+        <w:color w:val="BFBFBF" w:themeColor="background1" w:themeShade="BF"/>
+        <w:sz w:val="16"/>
+        <w:szCs w:val="16"/>
+      </w:rPr>
+    </w:pPr>
+    <w:r>
+      <w:rPr>
+        <w:color w:val="BFBFBF" w:themeColor="background1" w:themeShade="BF"/>
+        <w:sz w:val="16"/>
+        <w:szCs w:val="16"/>
+      </w:rPr>
+      <w:t>Copyright © Immersive Fusion LLC</w:t>
+    </w:r>
+  </w:p>
+</w:ftr>
+</file>
+
+<file path=word/footnotes.xml><?xml version="1.0" encoding="utf-8"?>
+<w:footnotes xmlns:wpc="http://schemas.microsoft.com/office/word/2010/wordprocessingCanvas" xmlns:cx="http://schemas.microsoft.com/office/drawing/2014/chartex" xmlns:cx1="http://schemas.microsoft.com/office/drawing/2015/9/8/chartex" xmlns:cx2="http://schemas.microsoft.com/office/drawing/2015/10/21/chartex" xmlns:cx3="http://schemas.microsoft.com/office/drawing/2016/5/9/chartex" xmlns:cx4="http://schemas.microsoft.com/office/drawing/2016/5/10/chartex" xmlns:cx5="http://schemas.microsoft.com/office/drawing/2016/5/11/chartex" xmlns:cx6="http://schemas.microsoft.com/office/drawing/2016/5/12/chartex" xmlns:cx7="http://schemas.microsoft.com/office/drawing/2016/5/13/chartex" xmlns:cx8="http://schemas.microsoft.com/office/drawing/2016/5/14/chartex" xmlns:mc="http://schemas.openxmlformats.org/markup-compatibility/2006" xmlns:aink="http://schemas.microsoft.com/office/drawing/2016/ink" xmlns:am3d="http://schemas.microsoft.com/office/drawing/2017/model3d" xmlns:o="urn:schemas-microsoft-com:office:office" xmlns:oel="http://schemas.microsoft.com/office/2019/extlst" xmlns:r="http://schemas.openxmlformats.org/officeDocument/2006/relationships" xmlns:m="http://schemas.openxmlformats.org/officeDocument/2006/math" xmlns:v="urn:schemas-microsoft-com:vml" xmlns:wp14="http://schemas.microsoft.com/office/word/2010/wordprocessingDrawing" xmlns:wp="http://schemas.openxmlformats.org/drawingml/2006/wordprocessingDrawing" xmlns:w10="urn:schemas-microsoft-com:office:word" xmlns:w="http://schemas.openxmlformats.org/wordprocessingml/2006/main" xmlns:w14="http://schemas.microsoft.com/office/word/2010/wordml" xmlns:w15="http://schemas.microsoft.com/office/word/2012/wordml" xmlns:w16cex="http://schemas.microsoft.com/office/word/2018/wordml/cex" xmlns:w16cid="http://schemas.microsoft.com/office/word/2016/wordml/cid" xmlns:w16="http://schemas.microsoft.com/office/word/2018/wordml" xmlns:w16du="http://schemas.microsoft.com/office/word/2023/wordml/word16du" xmlns:w16sdtdh="http://schemas.microsoft.com/office/word/2020/wordml/sdtdatahash" xmlns:w16sdtfl="http://schemas.microsoft.com/office/word/2024/wordml/sdtformatlock" xmlns:w16se="http://schemas.microsoft.com/office/word/2015/wordml/symex" xmlns:wpg="http://schemas.microsoft.com/office/word/2010/wordprocessingGroup" xmlns:wpi="http://schemas.microsoft.com/office/word/2010/wordprocessingInk" xmlns:wne="http://schemas.microsoft.com/office/word/2006/wordml" xmlns:wps="http://schemas.microsoft.com/office/word/2010/wordprocessingShape" mc:Ignorable="w14 w15 w16se w16cid w16 w16cex w16sdtdh w16sdtfl w16du wp14">
+  <w:footnote w:type="separator" w:id="-1">
+    <w:p>
+      <w:pPr>
+        <w:spacing w:after="0" w:line="240" w:lineRule="auto"/>
+      </w:pPr>
+      <w:r>
+        <w:separator/>
+      </w:r>
+    </w:p>
+  </w:footnote>
+  <w:footnote w:type="continuationSeparator" w:id="0">
+    <w:p>
+      <w:pPr>
+        <w:spacing w:after="0" w:line="240" w:lineRule="auto"/>
+      </w:pPr>
+      <w:r>
+        <w:continuationSeparator/>
+      </w:r>
+    </w:p>
+  </w:footnote>
+</w:footnotes>
 </file>
 
 <file path=word/numbering.xml><?xml version="1.0" encoding="utf-8"?>
@@ -8765,7 +9078,6 @@
     <w:next w:val="Normal"/>
     <w:link w:val="Heading2Char"/>
     <w:uiPriority w:val="9"/>
-    <w:semiHidden/>
     <w:unhideWhenUsed/>
     <w:qFormat/>
     <w:rsid w:val="00541B76"/>
@@ -8938,7 +9250,6 @@
   <w:style w:type="character" w:default="1" w:styleId="DefaultParagraphFont">
     <w:name w:val="Default Paragraph Font"/>
     <w:uiPriority w:val="1"/>
-    <w:semiHidden/>
     <w:unhideWhenUsed/>
   </w:style>
   <w:style w:type="table" w:default="1" w:styleId="TableNormal">
@@ -8980,7 +9291,6 @@
     <w:basedOn w:val="DefaultParagraphFont"/>
     <w:link w:val="Heading2"/>
     <w:uiPriority w:val="9"/>
-    <w:semiHidden/>
     <w:rsid w:val="00541B76"/>
     <w:rPr>
       <w:rFonts w:asciiTheme="majorHAnsi" w:eastAsiaTheme="majorEastAsia" w:hAnsiTheme="majorHAnsi" w:cstheme="majorBidi"/>
@@ -9273,6 +9583,58 @@
     <w:rPr>
       <w:color w:val="605E5C"/>
       <w:shd w:val="clear" w:color="auto" w:fill="E1DFDD"/>
+    </w:rPr>
+  </w:style>
+  <w:style w:type="paragraph" w:styleId="Header">
+    <w:name w:val="header"/>
+    <w:basedOn w:val="Normal"/>
+    <w:link w:val="HeaderChar"/>
+    <w:uiPriority w:val="99"/>
+    <w:unhideWhenUsed/>
+    <w:rsid w:val="00043FFE"/>
+    <w:pPr>
+      <w:tabs>
+        <w:tab w:val="center" w:pos="4680"/>
+        <w:tab w:val="right" w:pos="9360"/>
+      </w:tabs>
+      <w:spacing w:after="0" w:line="240" w:lineRule="auto"/>
+    </w:pPr>
+  </w:style>
+  <w:style w:type="character" w:customStyle="1" w:styleId="HeaderChar">
+    <w:name w:val="Header Char"/>
+    <w:basedOn w:val="DefaultParagraphFont"/>
+    <w:link w:val="Header"/>
+    <w:uiPriority w:val="99"/>
+    <w:rsid w:val="00043FFE"/>
+    <w:rPr>
+      <w:rFonts w:ascii="Comic Sans MS" w:hAnsi="Comic Sans MS"/>
+      <w:sz w:val="28"/>
+    </w:rPr>
+  </w:style>
+  <w:style w:type="paragraph" w:styleId="Footer">
+    <w:name w:val="footer"/>
+    <w:basedOn w:val="Normal"/>
+    <w:link w:val="FooterChar"/>
+    <w:uiPriority w:val="99"/>
+    <w:unhideWhenUsed/>
+    <w:rsid w:val="00043FFE"/>
+    <w:pPr>
+      <w:tabs>
+        <w:tab w:val="center" w:pos="4680"/>
+        <w:tab w:val="right" w:pos="9360"/>
+      </w:tabs>
+      <w:spacing w:after="0" w:line="240" w:lineRule="auto"/>
+    </w:pPr>
+  </w:style>
+  <w:style w:type="character" w:customStyle="1" w:styleId="FooterChar">
+    <w:name w:val="Footer Char"/>
+    <w:basedOn w:val="DefaultParagraphFont"/>
+    <w:link w:val="Footer"/>
+    <w:uiPriority w:val="99"/>
+    <w:rsid w:val="00043FFE"/>
+    <w:rPr>
+      <w:rFonts w:ascii="Comic Sans MS" w:hAnsi="Comic Sans MS"/>
+      <w:sz w:val="28"/>
     </w:rPr>
   </w:style>
 </w:styles>
